--- a/lessons/5-6-group1/homework.docx
+++ b/lessons/5-6-group1/homework.docx
@@ -19,24 +19,13 @@
     </w:p>
     <w:p>
       <w:pPr>
-        <w:pStyle w:val="Title"/>
+        <w:pStyle w:val="Heading1"/>
       </w:pPr>
       <w:r>
         <w:rPr>
           <w:rFonts w:ascii="Arial" w:hAnsi="Arial" w:eastAsia="Arial" w:cs="Arial"/>
         </w:rPr>
         <w:t>Drawing Nets of Solids</w:t>
-      </w:r>
-    </w:p>
-    <w:p>
-      <w:pPr>
-        <w:pStyle w:val="PublisherEdition"/>
-      </w:pPr>
-      <w:r>
-        <w:rPr>
-          <w:rFonts w:ascii="Arial" w:hAnsi="Arial" w:eastAsia="Arial" w:cs="Arial"/>
-        </w:rPr>
-        <w:t>Version 2  /  Regular</w:t>
       </w:r>
     </w:p>
     <w:p>
@@ -96,7 +85,7 @@
     </w:p>
     <w:p>
       <w:pPr>
-        <w:pStyle w:val="PublisherSection"/>
+        <w:pStyle w:val="Heading2"/>
         <w:shd w:val="clear" w:color="auto" w:fill="EEF4F5"/>
         <w:pBdr>
           <w:left w:val="single" w:color="176B70" w:sz="20" w:space="7"/>
@@ -118,8 +107,6 @@
       <w:tblPr>
         <w:tblW w:type="dxa" w:w="10368"/>
         <w:jc w:val="center"/>
-        <w:tblLayout w:type="fixed"/>
-        <w:tblLook w:firstColumn="1" w:firstRow="1" w:lastColumn="0" w:lastRow="0" w:noHBand="0" w:noVBand="1" w:val="04A0"/>
         <w:tblInd w:type="dxa" w:w="0"/>
         <w:tblBorders>
           <w:top w:val="single" w:color="B9C9CE" w:sz="4" w:space="0"/>
@@ -129,6 +116,10 @@
           <w:insideH w:val="single" w:color="FFFFFF" w:sz="8" w:space="0"/>
           <w:insideV w:val="single" w:color="FFFFFF" w:sz="12" w:space="0"/>
         </w:tblBorders>
+        <w:tblLayout w:type="fixed"/>
+        <w:tblLook w:firstColumn="1" w:firstRow="1" w:lastColumn="0" w:lastRow="0" w:noHBand="0" w:noVBand="1" w:val="04A0"/>
+        <w:tblCaption w:val="Learn from a model"/>
+        <w:tblDescription w:val="Layout table. It only arranges the page; read its cells in order."/>
       </w:tblPr>
       <w:tblGrid>
         <w:gridCol w:w="4464"/>
@@ -429,7 +420,7 @@
     </w:p>
     <w:p>
       <w:pPr>
-        <w:pStyle w:val="PublisherSection"/>
+        <w:pStyle w:val="Heading2"/>
         <w:shd w:val="clear" w:color="auto" w:fill="EEF4F5"/>
         <w:pBdr>
           <w:left w:val="single" w:color="176B70" w:sz="20" w:space="7"/>
@@ -451,8 +442,6 @@
       <w:tblPr>
         <w:tblW w:type="dxa" w:w="10368"/>
         <w:jc w:val="center"/>
-        <w:tblLayout w:type="fixed"/>
-        <w:tblLook w:firstColumn="1" w:firstRow="1" w:lastColumn="0" w:lastRow="0" w:noHBand="0" w:noVBand="1" w:val="04A0"/>
         <w:tblInd w:type="dxa" w:w="0"/>
         <w:tblBorders>
           <w:top w:val="nil"/>
@@ -462,6 +451,10 @@
           <w:insideH w:val="nil"/>
           <w:insideV w:val="nil"/>
         </w:tblBorders>
+        <w:tblLayout w:type="fixed"/>
+        <w:tblLook w:firstColumn="1" w:firstRow="1" w:lastColumn="0" w:lastRow="0" w:noHBand="0" w:noVBand="1" w:val="04A0"/>
+        <w:tblCaption w:val="Exercise 1"/>
+        <w:tblDescription w:val="Layout table. It only arranges the page; read its cells in order."/>
       </w:tblPr>
       <w:tblGrid>
         <w:gridCol w:w="10368"/>
@@ -613,8 +606,6 @@
             <w:tblPr>
               <w:tblW w:type="dxa" w:w="10368"/>
               <w:jc w:val="center"/>
-              <w:tblLayout w:type="fixed"/>
-              <w:tblLook w:firstColumn="1" w:firstRow="1" w:lastColumn="0" w:lastRow="0" w:noHBand="0" w:noVBand="1" w:val="04A0"/>
               <w:tblInd w:type="dxa" w:w="0"/>
               <w:tblBorders>
                 <w:top w:val="single" w:color="B9C9CE" w:sz="4" w:space="0"/>
@@ -622,6 +613,10 @@
                 <w:bottom w:val="single" w:color="B9C9CE" w:sz="4" w:space="0"/>
                 <w:right w:val="single" w:color="B9C9CE" w:sz="4" w:space="0"/>
               </w:tblBorders>
+              <w:tblLayout w:type="fixed"/>
+              <w:tblLook w:firstColumn="1" w:firstRow="1" w:lastColumn="0" w:lastRow="0" w:noHBand="0" w:noVBand="1" w:val="04A0"/>
+              <w:tblCaption w:val="Workspace"/>
+              <w:tblDescription w:val="Layout table that frames the blank workspace for this exercise."/>
             </w:tblPr>
             <w:tblGrid>
               <w:gridCol w:w="10368"/>
@@ -668,7 +663,7 @@
                     <w:drawing>
                       <wp:inline xmlns:a="http://schemas.openxmlformats.org/drawingml/2006/main" xmlns:pic="http://schemas.openxmlformats.org/drawingml/2006/picture">
                         <wp:extent cx="6382512" cy="1828800"/>
-                        <wp:docPr id="2" name="Picture 2" descr="PUBLISHER_WORKSPACE: Blank square grid for sketching a geometric figure or net. The grid has no assigned measurements or scale." title="DRAW AND LABEL YOUR NET"/>
+                        <wp:docPr id="2" name="Picture 2" descr="Blank square grid for sketching a geometric figure or net. The grid has no assigned measurements or scale." title="DRAW AND LABEL YOUR NET"/>
                         <wp:cNvGraphicFramePr>
                           <a:graphicFrameLocks noChangeAspect="1"/>
                         </wp:cNvGraphicFramePr>
@@ -735,8 +730,6 @@
       <w:tblPr>
         <w:tblW w:type="dxa" w:w="10368"/>
         <w:jc w:val="center"/>
-        <w:tblLayout w:type="fixed"/>
-        <w:tblLook w:firstColumn="1" w:firstRow="1" w:lastColumn="0" w:lastRow="0" w:noHBand="0" w:noVBand="1" w:val="04A0"/>
         <w:tblInd w:type="dxa" w:w="0"/>
         <w:tblBorders>
           <w:top w:val="nil"/>
@@ -746,6 +739,10 @@
           <w:insideH w:val="nil"/>
           <w:insideV w:val="nil"/>
         </w:tblBorders>
+        <w:tblLayout w:type="fixed"/>
+        <w:tblLook w:firstColumn="1" w:firstRow="1" w:lastColumn="0" w:lastRow="0" w:noHBand="0" w:noVBand="1" w:val="04A0"/>
+        <w:tblCaption w:val="Exercise 2"/>
+        <w:tblDescription w:val="Layout table. It only arranges the page; read its cells in order."/>
       </w:tblPr>
       <w:tblGrid>
         <w:gridCol w:w="10368"/>
@@ -897,8 +894,6 @@
             <w:tblPr>
               <w:tblW w:type="dxa" w:w="10368"/>
               <w:jc w:val="center"/>
-              <w:tblLayout w:type="fixed"/>
-              <w:tblLook w:firstColumn="1" w:firstRow="1" w:lastColumn="0" w:lastRow="0" w:noHBand="0" w:noVBand="1" w:val="04A0"/>
               <w:tblInd w:type="dxa" w:w="0"/>
               <w:tblBorders>
                 <w:top w:val="single" w:color="B9C9CE" w:sz="4" w:space="0"/>
@@ -906,6 +901,10 @@
                 <w:bottom w:val="single" w:color="B9C9CE" w:sz="4" w:space="0"/>
                 <w:right w:val="single" w:color="B9C9CE" w:sz="4" w:space="0"/>
               </w:tblBorders>
+              <w:tblLayout w:type="fixed"/>
+              <w:tblLook w:firstColumn="1" w:firstRow="1" w:lastColumn="0" w:lastRow="0" w:noHBand="0" w:noVBand="1" w:val="04A0"/>
+              <w:tblCaption w:val="Workspace"/>
+              <w:tblDescription w:val="Layout table that frames the blank workspace for this exercise."/>
             </w:tblPr>
             <w:tblGrid>
               <w:gridCol w:w="10368"/>
@@ -952,7 +951,7 @@
                     <w:drawing>
                       <wp:inline xmlns:a="http://schemas.openxmlformats.org/drawingml/2006/main" xmlns:pic="http://schemas.openxmlformats.org/drawingml/2006/picture">
                         <wp:extent cx="6382512" cy="1828800"/>
-                        <wp:docPr id="3" name="Picture 3" descr="PUBLISHER_WORKSPACE: Blank square grid for sketching a geometric figure or net. The grid has no assigned measurements or scale." title="DRAW AND LABEL YOUR NET"/>
+                        <wp:docPr id="3" name="Picture 3" descr="Blank square grid for sketching a geometric figure or net. The grid has no assigned measurements or scale." title="DRAW AND LABEL YOUR NET"/>
                         <wp:cNvGraphicFramePr>
                           <a:graphicFrameLocks noChangeAspect="1"/>
                         </wp:cNvGraphicFramePr>
@@ -1019,8 +1018,6 @@
       <w:tblPr>
         <w:tblW w:type="dxa" w:w="10368"/>
         <w:jc w:val="center"/>
-        <w:tblLayout w:type="fixed"/>
-        <w:tblLook w:firstColumn="1" w:firstRow="1" w:lastColumn="0" w:lastRow="0" w:noHBand="0" w:noVBand="1" w:val="04A0"/>
         <w:tblInd w:type="dxa" w:w="0"/>
         <w:tblBorders>
           <w:top w:val="nil"/>
@@ -1030,6 +1027,10 @@
           <w:insideH w:val="nil"/>
           <w:insideV w:val="nil"/>
         </w:tblBorders>
+        <w:tblLayout w:type="fixed"/>
+        <w:tblLook w:firstColumn="1" w:firstRow="1" w:lastColumn="0" w:lastRow="0" w:noHBand="0" w:noVBand="1" w:val="04A0"/>
+        <w:tblCaption w:val="Exercise 3"/>
+        <w:tblDescription w:val="Layout table. It only arranges the page; read its cells in order."/>
       </w:tblPr>
       <w:tblGrid>
         <w:gridCol w:w="10368"/>
@@ -1116,8 +1117,6 @@
             <w:tblPr>
               <w:tblW w:type="dxa" w:w="10368"/>
               <w:jc w:val="center"/>
-              <w:tblLayout w:type="fixed"/>
-              <w:tblLook w:firstColumn="1" w:firstRow="1" w:lastColumn="0" w:lastRow="0" w:noHBand="0" w:noVBand="1" w:val="04A0"/>
               <w:tblInd w:type="dxa" w:w="0"/>
               <w:tblBorders>
                 <w:top w:val="single" w:color="B9C9CE" w:sz="4" w:space="0"/>
@@ -1125,6 +1124,10 @@
                 <w:bottom w:val="single" w:color="B9C9CE" w:sz="4" w:space="0"/>
                 <w:right w:val="single" w:color="B9C9CE" w:sz="4" w:space="0"/>
               </w:tblBorders>
+              <w:tblLayout w:type="fixed"/>
+              <w:tblLook w:firstColumn="1" w:firstRow="1" w:lastColumn="0" w:lastRow="0" w:noHBand="0" w:noVBand="1" w:val="04A0"/>
+              <w:tblCaption w:val="Workspace"/>
+              <w:tblDescription w:val="Layout table that frames the blank workspace for this exercise."/>
             </w:tblPr>
             <w:tblGrid>
               <w:gridCol w:w="10368"/>
@@ -1171,7 +1174,7 @@
                     <w:drawing>
                       <wp:inline xmlns:a="http://schemas.openxmlformats.org/drawingml/2006/main" xmlns:pic="http://schemas.openxmlformats.org/drawingml/2006/picture">
                         <wp:extent cx="6382512" cy="685800"/>
-                        <wp:docPr id="4" name="Picture 4" descr="PUBLISHER_WORKSPACE: Blank square grid for sketching a geometric figure or net. The grid has no assigned measurements or scale." title="SHOW YOUR THINKING"/>
+                        <wp:docPr id="4" name="Picture 4" descr="Blank square grid for sketching a geometric figure or net. The grid has no assigned measurements or scale." title="SHOW YOUR THINKING"/>
                         <wp:cNvGraphicFramePr>
                           <a:graphicFrameLocks noChangeAspect="1"/>
                         </wp:cNvGraphicFramePr>
@@ -1238,8 +1241,6 @@
       <w:tblPr>
         <w:tblW w:type="dxa" w:w="10368"/>
         <w:jc w:val="center"/>
-        <w:tblLayout w:type="fixed"/>
-        <w:tblLook w:firstColumn="1" w:firstRow="1" w:lastColumn="0" w:lastRow="0" w:noHBand="0" w:noVBand="1" w:val="04A0"/>
         <w:tblInd w:type="dxa" w:w="0"/>
         <w:tblBorders>
           <w:top w:val="nil"/>
@@ -1249,6 +1250,10 @@
           <w:insideH w:val="nil"/>
           <w:insideV w:val="nil"/>
         </w:tblBorders>
+        <w:tblLayout w:type="fixed"/>
+        <w:tblLook w:firstColumn="1" w:firstRow="1" w:lastColumn="0" w:lastRow="0" w:noHBand="0" w:noVBand="1" w:val="04A0"/>
+        <w:tblCaption w:val="Exercise 4"/>
+        <w:tblDescription w:val="Layout table. It only arranges the page; read its cells in order."/>
       </w:tblPr>
       <w:tblGrid>
         <w:gridCol w:w="10368"/>
@@ -1403,8 +1408,6 @@
             <w:tblPr>
               <w:tblW w:type="dxa" w:w="10368"/>
               <w:jc w:val="center"/>
-              <w:tblLayout w:type="fixed"/>
-              <w:tblLook w:firstColumn="1" w:firstRow="1" w:lastColumn="0" w:lastRow="0" w:noHBand="0" w:noVBand="1" w:val="04A0"/>
               <w:tblInd w:type="dxa" w:w="0"/>
               <w:tblBorders>
                 <w:top w:val="single" w:color="B9C9CE" w:sz="4" w:space="0"/>
@@ -1412,6 +1415,10 @@
                 <w:bottom w:val="single" w:color="B9C9CE" w:sz="4" w:space="0"/>
                 <w:right w:val="single" w:color="B9C9CE" w:sz="4" w:space="0"/>
               </w:tblBorders>
+              <w:tblLayout w:type="fixed"/>
+              <w:tblLook w:firstColumn="1" w:firstRow="1" w:lastColumn="0" w:lastRow="0" w:noHBand="0" w:noVBand="1" w:val="04A0"/>
+              <w:tblCaption w:val="Workspace"/>
+              <w:tblDescription w:val="Layout table that frames the blank workspace for this exercise."/>
             </w:tblPr>
             <w:tblGrid>
               <w:gridCol w:w="10368"/>
@@ -1458,7 +1465,7 @@
                     <w:drawing>
                       <wp:inline xmlns:a="http://schemas.openxmlformats.org/drawingml/2006/main" xmlns:pic="http://schemas.openxmlformats.org/drawingml/2006/picture">
                         <wp:extent cx="6382512" cy="1097280"/>
-                        <wp:docPr id="5" name="Picture 5" descr="PUBLISHER_WORKSPACE: Blank square grid for sketching a geometric figure or net. The grid has no assigned measurements or scale." title="SHOW YOUR THINKING"/>
+                        <wp:docPr id="5" name="Picture 5" descr="Blank square grid for sketching a geometric figure or net. The grid has no assigned measurements or scale." title="SHOW YOUR THINKING"/>
                         <wp:cNvGraphicFramePr>
                           <a:graphicFrameLocks noChangeAspect="1"/>
                         </wp:cNvGraphicFramePr>
@@ -1525,8 +1532,6 @@
       <w:tblPr>
         <w:tblW w:type="dxa" w:w="10368"/>
         <w:jc w:val="center"/>
-        <w:tblLayout w:type="fixed"/>
-        <w:tblLook w:firstColumn="1" w:firstRow="1" w:lastColumn="0" w:lastRow="0" w:noHBand="0" w:noVBand="1" w:val="04A0"/>
         <w:tblInd w:type="dxa" w:w="0"/>
         <w:tblBorders>
           <w:top w:val="nil"/>
@@ -1536,6 +1541,10 @@
           <w:insideH w:val="nil"/>
           <w:insideV w:val="nil"/>
         </w:tblBorders>
+        <w:tblLayout w:type="fixed"/>
+        <w:tblLook w:firstColumn="1" w:firstRow="1" w:lastColumn="0" w:lastRow="0" w:noHBand="0" w:noVBand="1" w:val="04A0"/>
+        <w:tblCaption w:val="Exercise 5"/>
+        <w:tblDescription w:val="Layout table. It only arranges the page; read its cells in order."/>
       </w:tblPr>
       <w:tblGrid>
         <w:gridCol w:w="10368"/>
@@ -1687,8 +1696,6 @@
             <w:tblPr>
               <w:tblW w:type="dxa" w:w="10368"/>
               <w:jc w:val="center"/>
-              <w:tblLayout w:type="fixed"/>
-              <w:tblLook w:firstColumn="1" w:firstRow="1" w:lastColumn="0" w:lastRow="0" w:noHBand="0" w:noVBand="1" w:val="04A0"/>
               <w:tblInd w:type="dxa" w:w="0"/>
               <w:tblBorders>
                 <w:top w:val="single" w:color="B9C9CE" w:sz="4" w:space="0"/>
@@ -1696,6 +1703,10 @@
                 <w:bottom w:val="single" w:color="B9C9CE" w:sz="4" w:space="0"/>
                 <w:right w:val="single" w:color="B9C9CE" w:sz="4" w:space="0"/>
               </w:tblBorders>
+              <w:tblLayout w:type="fixed"/>
+              <w:tblLook w:firstColumn="1" w:firstRow="1" w:lastColumn="0" w:lastRow="0" w:noHBand="0" w:noVBand="1" w:val="04A0"/>
+              <w:tblCaption w:val="Workspace"/>
+              <w:tblDescription w:val="Layout table that frames the blank workspace for this exercise."/>
             </w:tblPr>
             <w:tblGrid>
               <w:gridCol w:w="10368"/>
@@ -1742,7 +1753,7 @@
                     <w:drawing>
                       <wp:inline xmlns:a="http://schemas.openxmlformats.org/drawingml/2006/main" xmlns:pic="http://schemas.openxmlformats.org/drawingml/2006/picture">
                         <wp:extent cx="6382512" cy="1828800"/>
-                        <wp:docPr id="6" name="Picture 6" descr="PUBLISHER_WORKSPACE: Blank square grid for sketching a geometric figure or net. The grid has no assigned measurements or scale." title="DRAW AND LABEL YOUR NET"/>
+                        <wp:docPr id="6" name="Picture 6" descr="Blank square grid for sketching a geometric figure or net. The grid has no assigned measurements or scale." title="DRAW AND LABEL YOUR NET"/>
                         <wp:cNvGraphicFramePr>
                           <a:graphicFrameLocks noChangeAspect="1"/>
                         </wp:cNvGraphicFramePr>
@@ -1809,8 +1820,6 @@
       <w:tblPr>
         <w:tblW w:type="dxa" w:w="10368"/>
         <w:jc w:val="center"/>
-        <w:tblLayout w:type="fixed"/>
-        <w:tblLook w:firstColumn="1" w:firstRow="1" w:lastColumn="0" w:lastRow="0" w:noHBand="0" w:noVBand="1" w:val="04A0"/>
         <w:tblInd w:type="dxa" w:w="0"/>
         <w:tblBorders>
           <w:top w:val="nil"/>
@@ -1820,6 +1829,10 @@
           <w:insideH w:val="nil"/>
           <w:insideV w:val="nil"/>
         </w:tblBorders>
+        <w:tblLayout w:type="fixed"/>
+        <w:tblLook w:firstColumn="1" w:firstRow="1" w:lastColumn="0" w:lastRow="0" w:noHBand="0" w:noVBand="1" w:val="04A0"/>
+        <w:tblCaption w:val="Exercise 6"/>
+        <w:tblDescription w:val="Layout table. It only arranges the page; read its cells in order."/>
       </w:tblPr>
       <w:tblGrid>
         <w:gridCol w:w="10368"/>
@@ -1971,8 +1984,6 @@
             <w:tblPr>
               <w:tblW w:type="dxa" w:w="10368"/>
               <w:jc w:val="center"/>
-              <w:tblLayout w:type="fixed"/>
-              <w:tblLook w:firstColumn="1" w:firstRow="1" w:lastColumn="0" w:lastRow="0" w:noHBand="0" w:noVBand="1" w:val="04A0"/>
               <w:tblInd w:type="dxa" w:w="0"/>
               <w:tblBorders>
                 <w:top w:val="single" w:color="B9C9CE" w:sz="4" w:space="0"/>
@@ -1980,6 +1991,10 @@
                 <w:bottom w:val="single" w:color="B9C9CE" w:sz="4" w:space="0"/>
                 <w:right w:val="single" w:color="B9C9CE" w:sz="4" w:space="0"/>
               </w:tblBorders>
+              <w:tblLayout w:type="fixed"/>
+              <w:tblLook w:firstColumn="1" w:firstRow="1" w:lastColumn="0" w:lastRow="0" w:noHBand="0" w:noVBand="1" w:val="04A0"/>
+              <w:tblCaption w:val="Workspace"/>
+              <w:tblDescription w:val="Layout table that frames the blank workspace for this exercise."/>
             </w:tblPr>
             <w:tblGrid>
               <w:gridCol w:w="10368"/>
@@ -2026,7 +2041,7 @@
                     <w:drawing>
                       <wp:inline xmlns:a="http://schemas.openxmlformats.org/drawingml/2006/main" xmlns:pic="http://schemas.openxmlformats.org/drawingml/2006/picture">
                         <wp:extent cx="6382512" cy="1828800"/>
-                        <wp:docPr id="7" name="Picture 7" descr="PUBLISHER_WORKSPACE: Blank square grid for sketching a geometric figure or net. The grid has no assigned measurements or scale." title="DRAW AND LABEL YOUR NET"/>
+                        <wp:docPr id="7" name="Picture 7" descr="Blank square grid for sketching a geometric figure or net. The grid has no assigned measurements or scale." title="DRAW AND LABEL YOUR NET"/>
                         <wp:cNvGraphicFramePr>
                           <a:graphicFrameLocks noChangeAspect="1"/>
                         </wp:cNvGraphicFramePr>
@@ -2093,8 +2108,6 @@
       <w:tblPr>
         <w:tblW w:type="dxa" w:w="10368"/>
         <w:jc w:val="center"/>
-        <w:tblLayout w:type="fixed"/>
-        <w:tblLook w:firstColumn="1" w:firstRow="1" w:lastColumn="0" w:lastRow="0" w:noHBand="0" w:noVBand="1" w:val="04A0"/>
         <w:tblInd w:type="dxa" w:w="0"/>
         <w:tblBorders>
           <w:top w:val="nil"/>
@@ -2104,6 +2117,10 @@
           <w:insideH w:val="nil"/>
           <w:insideV w:val="nil"/>
         </w:tblBorders>
+        <w:tblLayout w:type="fixed"/>
+        <w:tblLook w:firstColumn="1" w:firstRow="1" w:lastColumn="0" w:lastRow="0" w:noHBand="0" w:noVBand="1" w:val="04A0"/>
+        <w:tblCaption w:val="Exercise 7"/>
+        <w:tblDescription w:val="Layout table. It only arranges the page; read its cells in order."/>
       </w:tblPr>
       <w:tblGrid>
         <w:gridCol w:w="10368"/>
@@ -2255,8 +2272,6 @@
             <w:tblPr>
               <w:tblW w:type="dxa" w:w="10368"/>
               <w:jc w:val="center"/>
-              <w:tblLayout w:type="fixed"/>
-              <w:tblLook w:firstColumn="1" w:firstRow="1" w:lastColumn="0" w:lastRow="0" w:noHBand="0" w:noVBand="1" w:val="04A0"/>
               <w:tblInd w:type="dxa" w:w="0"/>
               <w:tblBorders>
                 <w:top w:val="single" w:color="B9C9CE" w:sz="4" w:space="0"/>
@@ -2264,6 +2279,10 @@
                 <w:bottom w:val="single" w:color="B9C9CE" w:sz="4" w:space="0"/>
                 <w:right w:val="single" w:color="B9C9CE" w:sz="4" w:space="0"/>
               </w:tblBorders>
+              <w:tblLayout w:type="fixed"/>
+              <w:tblLook w:firstColumn="1" w:firstRow="1" w:lastColumn="0" w:lastRow="0" w:noHBand="0" w:noVBand="1" w:val="04A0"/>
+              <w:tblCaption w:val="Workspace"/>
+              <w:tblDescription w:val="Layout table that frames the blank workspace for this exercise."/>
             </w:tblPr>
             <w:tblGrid>
               <w:gridCol w:w="10368"/>
@@ -2310,7 +2329,7 @@
                     <w:drawing>
                       <wp:inline xmlns:a="http://schemas.openxmlformats.org/drawingml/2006/main" xmlns:pic="http://schemas.openxmlformats.org/drawingml/2006/picture">
                         <wp:extent cx="6382512" cy="1828800"/>
-                        <wp:docPr id="8" name="Picture 8" descr="PUBLISHER_WORKSPACE: Blank square grid for sketching a geometric figure or net. The grid has no assigned measurements or scale." title="DRAW AND LABEL YOUR NET"/>
+                        <wp:docPr id="8" name="Picture 8" descr="Blank square grid for sketching a geometric figure or net. The grid has no assigned measurements or scale." title="DRAW AND LABEL YOUR NET"/>
                         <wp:cNvGraphicFramePr>
                           <a:graphicFrameLocks noChangeAspect="1"/>
                         </wp:cNvGraphicFramePr>
@@ -2377,8 +2396,6 @@
       <w:tblPr>
         <w:tblW w:type="dxa" w:w="10368"/>
         <w:jc w:val="center"/>
-        <w:tblLayout w:type="fixed"/>
-        <w:tblLook w:firstColumn="1" w:firstRow="1" w:lastColumn="0" w:lastRow="0" w:noHBand="0" w:noVBand="1" w:val="04A0"/>
         <w:tblInd w:type="dxa" w:w="0"/>
         <w:tblBorders>
           <w:top w:val="nil"/>
@@ -2388,6 +2405,10 @@
           <w:insideH w:val="nil"/>
           <w:insideV w:val="nil"/>
         </w:tblBorders>
+        <w:tblLayout w:type="fixed"/>
+        <w:tblLook w:firstColumn="1" w:firstRow="1" w:lastColumn="0" w:lastRow="0" w:noHBand="0" w:noVBand="1" w:val="04A0"/>
+        <w:tblCaption w:val="Exercise 8"/>
+        <w:tblDescription w:val="Layout table. It only arranges the page; read its cells in order."/>
       </w:tblPr>
       <w:tblGrid>
         <w:gridCol w:w="10368"/>
@@ -2474,8 +2495,6 @@
             <w:tblPr>
               <w:tblW w:type="dxa" w:w="10368"/>
               <w:jc w:val="center"/>
-              <w:tblLayout w:type="fixed"/>
-              <w:tblLook w:firstColumn="1" w:firstRow="1" w:lastColumn="0" w:lastRow="0" w:noHBand="0" w:noVBand="1" w:val="04A0"/>
               <w:tblInd w:type="dxa" w:w="0"/>
               <w:tblBorders>
                 <w:top w:val="single" w:color="B9C9CE" w:sz="4" w:space="0"/>
@@ -2483,6 +2502,10 @@
                 <w:bottom w:val="single" w:color="B9C9CE" w:sz="4" w:space="0"/>
                 <w:right w:val="single" w:color="B9C9CE" w:sz="4" w:space="0"/>
               </w:tblBorders>
+              <w:tblLayout w:type="fixed"/>
+              <w:tblLook w:firstColumn="1" w:firstRow="1" w:lastColumn="0" w:lastRow="0" w:noHBand="0" w:noVBand="1" w:val="04A0"/>
+              <w:tblCaption w:val="Workspace"/>
+              <w:tblDescription w:val="Layout table that frames the blank workspace for this exercise."/>
             </w:tblPr>
             <w:tblGrid>
               <w:gridCol w:w="10368"/>
@@ -2529,7 +2552,7 @@
                     <w:drawing>
                       <wp:inline xmlns:a="http://schemas.openxmlformats.org/drawingml/2006/main" xmlns:pic="http://schemas.openxmlformats.org/drawingml/2006/picture">
                         <wp:extent cx="6382512" cy="822960"/>
-                        <wp:docPr id="9" name="Picture 9" descr="PUBLISHER_WORKSPACE: Blank ruled workspace for calculations, mathematical labels, and written reasoning." title="EXPLAIN WITH MATHEMATICAL EVIDENCE"/>
+                        <wp:docPr id="9" name="Picture 9" descr="Blank ruled workspace for calculations, mathematical labels, and written reasoning." title="EXPLAIN WITH MATHEMATICAL EVIDENCE"/>
                         <wp:cNvGraphicFramePr>
                           <a:graphicFrameLocks noChangeAspect="1"/>
                         </wp:cNvGraphicFramePr>
@@ -2596,8 +2619,6 @@
       <w:tblPr>
         <w:tblW w:type="dxa" w:w="10368"/>
         <w:jc w:val="center"/>
-        <w:tblLayout w:type="fixed"/>
-        <w:tblLook w:firstColumn="1" w:firstRow="1" w:lastColumn="0" w:lastRow="0" w:noHBand="0" w:noVBand="1" w:val="04A0"/>
         <w:tblInd w:type="dxa" w:w="0"/>
         <w:tblBorders>
           <w:top w:val="nil"/>
@@ -2607,6 +2628,10 @@
           <w:insideH w:val="nil"/>
           <w:insideV w:val="nil"/>
         </w:tblBorders>
+        <w:tblLayout w:type="fixed"/>
+        <w:tblLook w:firstColumn="1" w:firstRow="1" w:lastColumn="0" w:lastRow="0" w:noHBand="0" w:noVBand="1" w:val="04A0"/>
+        <w:tblCaption w:val="Exercise 9"/>
+        <w:tblDescription w:val="Layout table. It only arranges the page; read its cells in order."/>
       </w:tblPr>
       <w:tblGrid>
         <w:gridCol w:w="10368"/>
@@ -2693,8 +2718,6 @@
             <w:tblPr>
               <w:tblW w:type="dxa" w:w="10368"/>
               <w:jc w:val="center"/>
-              <w:tblLayout w:type="fixed"/>
-              <w:tblLook w:firstColumn="1" w:firstRow="1" w:lastColumn="0" w:lastRow="0" w:noHBand="0" w:noVBand="1" w:val="04A0"/>
               <w:tblInd w:type="dxa" w:w="0"/>
               <w:tblBorders>
                 <w:top w:val="single" w:color="B9C9CE" w:sz="4" w:space="0"/>
@@ -2702,6 +2725,10 @@
                 <w:bottom w:val="single" w:color="B9C9CE" w:sz="4" w:space="0"/>
                 <w:right w:val="single" w:color="B9C9CE" w:sz="4" w:space="0"/>
               </w:tblBorders>
+              <w:tblLayout w:type="fixed"/>
+              <w:tblLook w:firstColumn="1" w:firstRow="1" w:lastColumn="0" w:lastRow="0" w:noHBand="0" w:noVBand="1" w:val="04A0"/>
+              <w:tblCaption w:val="Workspace"/>
+              <w:tblDescription w:val="Layout table that frames the blank workspace for this exercise."/>
             </w:tblPr>
             <w:tblGrid>
               <w:gridCol w:w="10368"/>
@@ -2748,7 +2775,7 @@
                     <w:drawing>
                       <wp:inline xmlns:a="http://schemas.openxmlformats.org/drawingml/2006/main" xmlns:pic="http://schemas.openxmlformats.org/drawingml/2006/picture">
                         <wp:extent cx="6382512" cy="548640"/>
-                        <wp:docPr id="10" name="Picture 10" descr="PUBLISHER_WORKSPACE: Blank ruled workspace for calculations, mathematical labels, and written reasoning." title="RECORD YOUR RESPONSE"/>
+                        <wp:docPr id="10" name="Picture 10" descr="Blank ruled workspace for calculations, mathematical labels, and written reasoning." title="RECORD YOUR RESPONSE"/>
                         <wp:cNvGraphicFramePr>
                           <a:graphicFrameLocks noChangeAspect="1"/>
                         </wp:cNvGraphicFramePr>
@@ -2815,8 +2842,6 @@
       <w:tblPr>
         <w:tblW w:type="dxa" w:w="10368"/>
         <w:jc w:val="center"/>
-        <w:tblLayout w:type="fixed"/>
-        <w:tblLook w:firstColumn="1" w:firstRow="1" w:lastColumn="0" w:lastRow="0" w:noHBand="0" w:noVBand="1" w:val="04A0"/>
         <w:tblInd w:type="dxa" w:w="0"/>
         <w:tblBorders>
           <w:top w:val="nil"/>
@@ -2826,6 +2851,10 @@
           <w:insideH w:val="nil"/>
           <w:insideV w:val="nil"/>
         </w:tblBorders>
+        <w:tblLayout w:type="fixed"/>
+        <w:tblLook w:firstColumn="1" w:firstRow="1" w:lastColumn="0" w:lastRow="0" w:noHBand="0" w:noVBand="1" w:val="04A0"/>
+        <w:tblCaption w:val="Exercise 10"/>
+        <w:tblDescription w:val="Layout table. It only arranges the page; read its cells in order."/>
       </w:tblPr>
       <w:tblGrid>
         <w:gridCol w:w="10368"/>
@@ -2912,8 +2941,6 @@
             <w:tblPr>
               <w:tblW w:type="dxa" w:w="10368"/>
               <w:jc w:val="center"/>
-              <w:tblLayout w:type="fixed"/>
-              <w:tblLook w:firstColumn="1" w:firstRow="1" w:lastColumn="0" w:lastRow="0" w:noHBand="0" w:noVBand="1" w:val="04A0"/>
               <w:tblInd w:type="dxa" w:w="0"/>
               <w:tblBorders>
                 <w:top w:val="single" w:color="B9C9CE" w:sz="4" w:space="0"/>
@@ -2921,6 +2948,10 @@
                 <w:bottom w:val="single" w:color="B9C9CE" w:sz="4" w:space="0"/>
                 <w:right w:val="single" w:color="B9C9CE" w:sz="4" w:space="0"/>
               </w:tblBorders>
+              <w:tblLayout w:type="fixed"/>
+              <w:tblLook w:firstColumn="1" w:firstRow="1" w:lastColumn="0" w:lastRow="0" w:noHBand="0" w:noVBand="1" w:val="04A0"/>
+              <w:tblCaption w:val="Workspace"/>
+              <w:tblDescription w:val="Layout table that frames the blank workspace for this exercise."/>
             </w:tblPr>
             <w:tblGrid>
               <w:gridCol w:w="10368"/>
@@ -2967,7 +2998,7 @@
                     <w:drawing>
                       <wp:inline xmlns:a="http://schemas.openxmlformats.org/drawingml/2006/main" xmlns:pic="http://schemas.openxmlformats.org/drawingml/2006/picture">
                         <wp:extent cx="6382512" cy="685800"/>
-                        <wp:docPr id="11" name="Picture 11" descr="PUBLISHER_WORKSPACE: Blank square grid for sketching a geometric figure or net. The grid has no assigned measurements or scale." title="SHOW YOUR THINKING"/>
+                        <wp:docPr id="11" name="Picture 11" descr="Blank square grid for sketching a geometric figure or net. The grid has no assigned measurements or scale." title="SHOW YOUR THINKING"/>
                         <wp:cNvGraphicFramePr>
                           <a:graphicFrameLocks noChangeAspect="1"/>
                         </wp:cNvGraphicFramePr>
@@ -3034,8 +3065,6 @@
       <w:tblPr>
         <w:tblW w:type="dxa" w:w="10368"/>
         <w:jc w:val="center"/>
-        <w:tblLayout w:type="fixed"/>
-        <w:tblLook w:firstColumn="1" w:firstRow="1" w:lastColumn="0" w:lastRow="0" w:noHBand="0" w:noVBand="1" w:val="04A0"/>
         <w:tblInd w:type="dxa" w:w="0"/>
         <w:tblBorders>
           <w:top w:val="nil"/>
@@ -3045,6 +3074,10 @@
           <w:insideH w:val="nil"/>
           <w:insideV w:val="nil"/>
         </w:tblBorders>
+        <w:tblLayout w:type="fixed"/>
+        <w:tblLook w:firstColumn="1" w:firstRow="1" w:lastColumn="0" w:lastRow="0" w:noHBand="0" w:noVBand="1" w:val="04A0"/>
+        <w:tblCaption w:val="Exercise 11"/>
+        <w:tblDescription w:val="Layout table. It only arranges the page; read its cells in order."/>
       </w:tblPr>
       <w:tblGrid>
         <w:gridCol w:w="10368"/>
@@ -3131,8 +3164,6 @@
             <w:tblPr>
               <w:tblW w:type="dxa" w:w="10368"/>
               <w:jc w:val="center"/>
-              <w:tblLayout w:type="fixed"/>
-              <w:tblLook w:firstColumn="1" w:firstRow="1" w:lastColumn="0" w:lastRow="0" w:noHBand="0" w:noVBand="1" w:val="04A0"/>
               <w:tblInd w:type="dxa" w:w="0"/>
               <w:tblBorders>
                 <w:top w:val="single" w:color="B9C9CE" w:sz="4" w:space="0"/>
@@ -3140,6 +3171,10 @@
                 <w:bottom w:val="single" w:color="B9C9CE" w:sz="4" w:space="0"/>
                 <w:right w:val="single" w:color="B9C9CE" w:sz="4" w:space="0"/>
               </w:tblBorders>
+              <w:tblLayout w:type="fixed"/>
+              <w:tblLook w:firstColumn="1" w:firstRow="1" w:lastColumn="0" w:lastRow="0" w:noHBand="0" w:noVBand="1" w:val="04A0"/>
+              <w:tblCaption w:val="Workspace"/>
+              <w:tblDescription w:val="Layout table that frames the blank workspace for this exercise."/>
             </w:tblPr>
             <w:tblGrid>
               <w:gridCol w:w="10368"/>
@@ -3186,7 +3221,7 @@
                     <w:drawing>
                       <wp:inline xmlns:a="http://schemas.openxmlformats.org/drawingml/2006/main" xmlns:pic="http://schemas.openxmlformats.org/drawingml/2006/picture">
                         <wp:extent cx="6382512" cy="685800"/>
-                        <wp:docPr id="12" name="Picture 12" descr="PUBLISHER_WORKSPACE: Blank square grid for sketching a geometric figure or net. The grid has no assigned measurements or scale." title="SHOW YOUR THINKING"/>
+                        <wp:docPr id="12" name="Picture 12" descr="Blank square grid for sketching a geometric figure or net. The grid has no assigned measurements or scale." title="SHOW YOUR THINKING"/>
                         <wp:cNvGraphicFramePr>
                           <a:graphicFrameLocks noChangeAspect="1"/>
                         </wp:cNvGraphicFramePr>
@@ -3253,8 +3288,6 @@
       <w:tblPr>
         <w:tblW w:type="dxa" w:w="10368"/>
         <w:jc w:val="center"/>
-        <w:tblLayout w:type="fixed"/>
-        <w:tblLook w:firstColumn="1" w:firstRow="1" w:lastColumn="0" w:lastRow="0" w:noHBand="0" w:noVBand="1" w:val="04A0"/>
         <w:tblInd w:type="dxa" w:w="0"/>
         <w:tblBorders>
           <w:top w:val="nil"/>
@@ -3264,6 +3297,10 @@
           <w:insideH w:val="nil"/>
           <w:insideV w:val="nil"/>
         </w:tblBorders>
+        <w:tblLayout w:type="fixed"/>
+        <w:tblLook w:firstColumn="1" w:firstRow="1" w:lastColumn="0" w:lastRow="0" w:noHBand="0" w:noVBand="1" w:val="04A0"/>
+        <w:tblCaption w:val="Exercise 12"/>
+        <w:tblDescription w:val="Layout table. It only arranges the page; read its cells in order."/>
       </w:tblPr>
       <w:tblGrid>
         <w:gridCol w:w="10368"/>
@@ -3350,8 +3387,6 @@
             <w:tblPr>
               <w:tblW w:type="dxa" w:w="10368"/>
               <w:jc w:val="center"/>
-              <w:tblLayout w:type="fixed"/>
-              <w:tblLook w:firstColumn="1" w:firstRow="1" w:lastColumn="0" w:lastRow="0" w:noHBand="0" w:noVBand="1" w:val="04A0"/>
               <w:tblInd w:type="dxa" w:w="0"/>
               <w:tblBorders>
                 <w:top w:val="single" w:color="B9C9CE" w:sz="4" w:space="0"/>
@@ -3359,6 +3394,10 @@
                 <w:bottom w:val="single" w:color="B9C9CE" w:sz="4" w:space="0"/>
                 <w:right w:val="single" w:color="B9C9CE" w:sz="4" w:space="0"/>
               </w:tblBorders>
+              <w:tblLayout w:type="fixed"/>
+              <w:tblLook w:firstColumn="1" w:firstRow="1" w:lastColumn="0" w:lastRow="0" w:noHBand="0" w:noVBand="1" w:val="04A0"/>
+              <w:tblCaption w:val="Workspace"/>
+              <w:tblDescription w:val="Layout table that frames the blank workspace for this exercise."/>
             </w:tblPr>
             <w:tblGrid>
               <w:gridCol w:w="10368"/>
@@ -3405,7 +3444,7 @@
                     <w:drawing>
                       <wp:inline xmlns:a="http://schemas.openxmlformats.org/drawingml/2006/main" xmlns:pic="http://schemas.openxmlformats.org/drawingml/2006/picture">
                         <wp:extent cx="6382512" cy="822960"/>
-                        <wp:docPr id="13" name="Picture 13" descr="PUBLISHER_WORKSPACE: Blank ruled workspace for calculations, mathematical labels, and written reasoning." title="EXPLAIN WITH MATHEMATICAL EVIDENCE"/>
+                        <wp:docPr id="13" name="Picture 13" descr="Blank ruled workspace for calculations, mathematical labels, and written reasoning." title="EXPLAIN WITH MATHEMATICAL EVIDENCE"/>
                         <wp:cNvGraphicFramePr>
                           <a:graphicFrameLocks noChangeAspect="1"/>
                         </wp:cNvGraphicFramePr>
@@ -3470,7 +3509,7 @@
     </w:p>
     <w:p>
       <w:pPr>
-        <w:pStyle w:val="PublisherSection"/>
+        <w:pStyle w:val="Heading2"/>
         <w:shd w:val="clear" w:color="auto" w:fill="EEF4F5"/>
         <w:pBdr>
           <w:left w:val="single" w:color="176B70" w:sz="20" w:space="7"/>
@@ -3492,8 +3531,6 @@
       <w:tblPr>
         <w:tblW w:type="dxa" w:w="10368"/>
         <w:jc w:val="center"/>
-        <w:tblLayout w:type="fixed"/>
-        <w:tblLook w:firstColumn="1" w:firstRow="1" w:lastColumn="0" w:lastRow="0" w:noHBand="0" w:noVBand="1" w:val="04A0"/>
         <w:tblInd w:type="dxa" w:w="0"/>
         <w:tblBorders>
           <w:top w:val="nil"/>
@@ -3503,6 +3540,10 @@
           <w:insideH w:val="nil"/>
           <w:insideV w:val="nil"/>
         </w:tblBorders>
+        <w:tblLayout w:type="fixed"/>
+        <w:tblLook w:firstColumn="1" w:firstRow="1" w:lastColumn="0" w:lastRow="0" w:noHBand="0" w:noVBand="1" w:val="04A0"/>
+        <w:tblCaption w:val="Exercise 13"/>
+        <w:tblDescription w:val="Layout table. It only arranges the page; read its cells in order."/>
       </w:tblPr>
       <w:tblGrid>
         <w:gridCol w:w="10368"/>
@@ -3589,8 +3630,6 @@
             <w:tblPr>
               <w:tblW w:type="dxa" w:w="10368"/>
               <w:jc w:val="center"/>
-              <w:tblLayout w:type="fixed"/>
-              <w:tblLook w:firstColumn="1" w:firstRow="1" w:lastColumn="0" w:lastRow="0" w:noHBand="0" w:noVBand="1" w:val="04A0"/>
               <w:tblInd w:type="dxa" w:w="0"/>
               <w:tblBorders>
                 <w:top w:val="single" w:color="B9C9CE" w:sz="4" w:space="0"/>
@@ -3598,6 +3637,10 @@
                 <w:bottom w:val="single" w:color="B9C9CE" w:sz="4" w:space="0"/>
                 <w:right w:val="single" w:color="B9C9CE" w:sz="4" w:space="0"/>
               </w:tblBorders>
+              <w:tblLayout w:type="fixed"/>
+              <w:tblLook w:firstColumn="1" w:firstRow="1" w:lastColumn="0" w:lastRow="0" w:noHBand="0" w:noVBand="1" w:val="04A0"/>
+              <w:tblCaption w:val="Workspace"/>
+              <w:tblDescription w:val="Layout table that frames the blank workspace for this exercise."/>
             </w:tblPr>
             <w:tblGrid>
               <w:gridCol w:w="10368"/>
@@ -3644,7 +3687,7 @@
                     <w:drawing>
                       <wp:inline xmlns:a="http://schemas.openxmlformats.org/drawingml/2006/main" xmlns:pic="http://schemas.openxmlformats.org/drawingml/2006/picture">
                         <wp:extent cx="6382512" cy="548640"/>
-                        <wp:docPr id="14" name="Picture 14" descr="PUBLISHER_WORKSPACE: Blank square grid for sketching a geometric figure or net. The grid has no assigned measurements or scale." title="SHOW YOUR THINKING"/>
+                        <wp:docPr id="14" name="Picture 14" descr="Blank square grid for sketching a geometric figure or net. The grid has no assigned measurements or scale." title="SHOW YOUR THINKING"/>
                         <wp:cNvGraphicFramePr>
                           <a:graphicFrameLocks noChangeAspect="1"/>
                         </wp:cNvGraphicFramePr>
@@ -3711,8 +3754,6 @@
       <w:tblPr>
         <w:tblW w:type="dxa" w:w="10368"/>
         <w:jc w:val="center"/>
-        <w:tblLayout w:type="fixed"/>
-        <w:tblLook w:firstColumn="1" w:firstRow="1" w:lastColumn="0" w:lastRow="0" w:noHBand="0" w:noVBand="1" w:val="04A0"/>
         <w:tblInd w:type="dxa" w:w="0"/>
         <w:tblBorders>
           <w:top w:val="nil"/>
@@ -3722,6 +3763,10 @@
           <w:insideH w:val="nil"/>
           <w:insideV w:val="nil"/>
         </w:tblBorders>
+        <w:tblLayout w:type="fixed"/>
+        <w:tblLook w:firstColumn="1" w:firstRow="1" w:lastColumn="0" w:lastRow="0" w:noHBand="0" w:noVBand="1" w:val="04A0"/>
+        <w:tblCaption w:val="Exercise 14"/>
+        <w:tblDescription w:val="Layout table. It only arranges the page; read its cells in order."/>
       </w:tblPr>
       <w:tblGrid>
         <w:gridCol w:w="10368"/>
@@ -3808,8 +3853,6 @@
             <w:tblPr>
               <w:tblW w:type="dxa" w:w="10368"/>
               <w:jc w:val="center"/>
-              <w:tblLayout w:type="fixed"/>
-              <w:tblLook w:firstColumn="1" w:firstRow="1" w:lastColumn="0" w:lastRow="0" w:noHBand="0" w:noVBand="1" w:val="04A0"/>
               <w:tblInd w:type="dxa" w:w="0"/>
               <w:tblBorders>
                 <w:top w:val="single" w:color="B9C9CE" w:sz="4" w:space="0"/>
@@ -3817,6 +3860,10 @@
                 <w:bottom w:val="single" w:color="B9C9CE" w:sz="4" w:space="0"/>
                 <w:right w:val="single" w:color="B9C9CE" w:sz="4" w:space="0"/>
               </w:tblBorders>
+              <w:tblLayout w:type="fixed"/>
+              <w:tblLook w:firstColumn="1" w:firstRow="1" w:lastColumn="0" w:lastRow="0" w:noHBand="0" w:noVBand="1" w:val="04A0"/>
+              <w:tblCaption w:val="Workspace"/>
+              <w:tblDescription w:val="Layout table that frames the blank workspace for this exercise."/>
             </w:tblPr>
             <w:tblGrid>
               <w:gridCol w:w="10368"/>
@@ -3863,7 +3910,7 @@
                     <w:drawing>
                       <wp:inline xmlns:a="http://schemas.openxmlformats.org/drawingml/2006/main" xmlns:pic="http://schemas.openxmlformats.org/drawingml/2006/picture">
                         <wp:extent cx="6382512" cy="548640"/>
-                        <wp:docPr id="15" name="Picture 15" descr="PUBLISHER_WORKSPACE: Blank square grid for sketching a geometric figure or net. The grid has no assigned measurements or scale." title="SHOW YOUR THINKING"/>
+                        <wp:docPr id="15" name="Picture 15" descr="Blank square grid for sketching a geometric figure or net. The grid has no assigned measurements or scale." title="SHOW YOUR THINKING"/>
                         <wp:cNvGraphicFramePr>
                           <a:graphicFrameLocks noChangeAspect="1"/>
                         </wp:cNvGraphicFramePr>
@@ -3930,8 +3977,6 @@
       <w:tblPr>
         <w:tblW w:type="dxa" w:w="10368"/>
         <w:jc w:val="center"/>
-        <w:tblLayout w:type="fixed"/>
-        <w:tblLook w:firstColumn="1" w:firstRow="1" w:lastColumn="0" w:lastRow="0" w:noHBand="0" w:noVBand="1" w:val="04A0"/>
         <w:tblInd w:type="dxa" w:w="0"/>
         <w:tblBorders>
           <w:top w:val="nil"/>
@@ -3941,6 +3986,10 @@
           <w:insideH w:val="nil"/>
           <w:insideV w:val="nil"/>
         </w:tblBorders>
+        <w:tblLayout w:type="fixed"/>
+        <w:tblLook w:firstColumn="1" w:firstRow="1" w:lastColumn="0" w:lastRow="0" w:noHBand="0" w:noVBand="1" w:val="04A0"/>
+        <w:tblCaption w:val="Exercise 15"/>
+        <w:tblDescription w:val="Layout table. It only arranges the page; read its cells in order."/>
       </w:tblPr>
       <w:tblGrid>
         <w:gridCol w:w="10368"/>
@@ -4027,8 +4076,6 @@
             <w:tblPr>
               <w:tblW w:type="dxa" w:w="10368"/>
               <w:jc w:val="center"/>
-              <w:tblLayout w:type="fixed"/>
-              <w:tblLook w:firstColumn="1" w:firstRow="1" w:lastColumn="0" w:lastRow="0" w:noHBand="0" w:noVBand="1" w:val="04A0"/>
               <w:tblInd w:type="dxa" w:w="0"/>
               <w:tblBorders>
                 <w:top w:val="single" w:color="B9C9CE" w:sz="4" w:space="0"/>
@@ -4036,6 +4083,10 @@
                 <w:bottom w:val="single" w:color="B9C9CE" w:sz="4" w:space="0"/>
                 <w:right w:val="single" w:color="B9C9CE" w:sz="4" w:space="0"/>
               </w:tblBorders>
+              <w:tblLayout w:type="fixed"/>
+              <w:tblLook w:firstColumn="1" w:firstRow="1" w:lastColumn="0" w:lastRow="0" w:noHBand="0" w:noVBand="1" w:val="04A0"/>
+              <w:tblCaption w:val="Workspace"/>
+              <w:tblDescription w:val="Layout table that frames the blank workspace for this exercise."/>
             </w:tblPr>
             <w:tblGrid>
               <w:gridCol w:w="10368"/>
@@ -4082,7 +4133,7 @@
                     <w:drawing>
                       <wp:inline xmlns:a="http://schemas.openxmlformats.org/drawingml/2006/main" xmlns:pic="http://schemas.openxmlformats.org/drawingml/2006/picture">
                         <wp:extent cx="6382512" cy="548640"/>
-                        <wp:docPr id="16" name="Picture 16" descr="PUBLISHER_WORKSPACE: Blank square grid for sketching a geometric figure or net. The grid has no assigned measurements or scale." title="SHOW YOUR THINKING"/>
+                        <wp:docPr id="16" name="Picture 16" descr="Blank square grid for sketching a geometric figure or net. The grid has no assigned measurements or scale." title="SHOW YOUR THINKING"/>
                         <wp:cNvGraphicFramePr>
                           <a:graphicFrameLocks noChangeAspect="1"/>
                         </wp:cNvGraphicFramePr>
@@ -4147,7 +4198,7 @@
     </w:p>
     <w:p>
       <w:pPr>
-        <w:pStyle w:val="PublisherSection"/>
+        <w:pStyle w:val="Heading2"/>
         <w:shd w:val="clear" w:color="auto" w:fill="EEF4F5"/>
         <w:pBdr>
           <w:left w:val="single" w:color="176B70" w:sz="20" w:space="7"/>
@@ -4169,8 +4220,6 @@
       <w:tblPr>
         <w:tblW w:type="dxa" w:w="10368"/>
         <w:jc w:val="center"/>
-        <w:tblLayout w:type="fixed"/>
-        <w:tblLook w:firstColumn="1" w:firstRow="1" w:lastColumn="0" w:lastRow="0" w:noHBand="0" w:noVBand="1" w:val="04A0"/>
         <w:tblInd w:type="dxa" w:w="0"/>
         <w:tblBorders>
           <w:top w:val="nil"/>
@@ -4180,6 +4229,10 @@
           <w:insideH w:val="nil"/>
           <w:insideV w:val="nil"/>
         </w:tblBorders>
+        <w:tblLayout w:type="fixed"/>
+        <w:tblLook w:firstColumn="1" w:firstRow="1" w:lastColumn="0" w:lastRow="0" w:noHBand="0" w:noVBand="1" w:val="04A0"/>
+        <w:tblCaption w:val="Exercise 16"/>
+        <w:tblDescription w:val="Layout table. It only arranges the page; read its cells in order."/>
       </w:tblPr>
       <w:tblGrid>
         <w:gridCol w:w="10368"/>
@@ -4248,8 +4301,6 @@
           <w:tbl>
             <w:tblPr>
               <w:tblW w:type="dxa" w:w="10368"/>
-              <w:tblLayout w:type="fixed"/>
-              <w:tblLook w:firstColumn="1" w:firstRow="1" w:lastColumn="0" w:lastRow="0" w:noHBand="0" w:noVBand="1" w:val="04A0"/>
               <w:jc w:val="center"/>
               <w:tblInd w:type="dxa" w:w="0"/>
               <w:tblBorders>
@@ -4260,6 +4311,10 @@
                 <w:insideH w:val="single" w:color="B9C9CE" w:sz="4" w:space="0"/>
                 <w:insideV w:val="single" w:color="B9C9CE" w:sz="4" w:space="0"/>
               </w:tblBorders>
+              <w:tblLayout w:type="fixed"/>
+              <w:tblLook w:firstColumn="1" w:firstRow="1" w:lastColumn="0" w:lastRow="0" w:noHBand="0" w:noVBand="1" w:val="04A0"/>
+              <w:tblCaption w:val="Layout"/>
+              <w:tblDescription w:val="Layout table. It only arranges the page; read its cells in order."/>
             </w:tblPr>
             <w:tblGrid>
               <w:gridCol w:w="10368"/>
@@ -4436,8 +4491,6 @@
       <w:tblPr>
         <w:tblW w:type="dxa" w:w="10368"/>
         <w:jc w:val="center"/>
-        <w:tblLayout w:type="fixed"/>
-        <w:tblLook w:firstColumn="1" w:firstRow="1" w:lastColumn="0" w:lastRow="0" w:noHBand="0" w:noVBand="1" w:val="04A0"/>
         <w:tblInd w:type="dxa" w:w="0"/>
         <w:tblBorders>
           <w:top w:val="nil"/>
@@ -4447,6 +4500,10 @@
           <w:insideH w:val="nil"/>
           <w:insideV w:val="nil"/>
         </w:tblBorders>
+        <w:tblLayout w:type="fixed"/>
+        <w:tblLook w:firstColumn="1" w:firstRow="1" w:lastColumn="0" w:lastRow="0" w:noHBand="0" w:noVBand="1" w:val="04A0"/>
+        <w:tblCaption w:val="Exercise 17"/>
+        <w:tblDescription w:val="Layout table. It only arranges the page; read its cells in order."/>
       </w:tblPr>
       <w:tblGrid>
         <w:gridCol w:w="10368"/>
@@ -4515,8 +4572,6 @@
           <w:tbl>
             <w:tblPr>
               <w:tblW w:type="dxa" w:w="10368"/>
-              <w:tblLayout w:type="fixed"/>
-              <w:tblLook w:firstColumn="1" w:firstRow="1" w:lastColumn="0" w:lastRow="0" w:noHBand="0" w:noVBand="1" w:val="04A0"/>
               <w:jc w:val="center"/>
               <w:tblInd w:type="dxa" w:w="0"/>
               <w:tblBorders>
@@ -4527,6 +4582,10 @@
                 <w:insideH w:val="single" w:color="B9C9CE" w:sz="4" w:space="0"/>
                 <w:insideV w:val="single" w:color="B9C9CE" w:sz="4" w:space="0"/>
               </w:tblBorders>
+              <w:tblLayout w:type="fixed"/>
+              <w:tblLook w:firstColumn="1" w:firstRow="1" w:lastColumn="0" w:lastRow="0" w:noHBand="0" w:noVBand="1" w:val="04A0"/>
+              <w:tblCaption w:val="Layout"/>
+              <w:tblDescription w:val="Layout table. It only arranges the page; read its cells in order."/>
             </w:tblPr>
             <w:tblGrid>
               <w:gridCol w:w="5184"/>
@@ -4695,8 +4754,6 @@
       <w:tblPr>
         <w:tblW w:type="dxa" w:w="10368"/>
         <w:jc w:val="center"/>
-        <w:tblLayout w:type="fixed"/>
-        <w:tblLook w:firstColumn="1" w:firstRow="1" w:lastColumn="0" w:lastRow="0" w:noHBand="0" w:noVBand="1" w:val="04A0"/>
         <w:tblInd w:type="dxa" w:w="0"/>
         <w:tblBorders>
           <w:top w:val="nil"/>
@@ -4706,6 +4763,10 @@
           <w:insideH w:val="nil"/>
           <w:insideV w:val="nil"/>
         </w:tblBorders>
+        <w:tblLayout w:type="fixed"/>
+        <w:tblLook w:firstColumn="1" w:firstRow="1" w:lastColumn="0" w:lastRow="0" w:noHBand="0" w:noVBand="1" w:val="04A0"/>
+        <w:tblCaption w:val="Exercise 18"/>
+        <w:tblDescription w:val="Layout table. It only arranges the page; read its cells in order."/>
       </w:tblPr>
       <w:tblGrid>
         <w:gridCol w:w="10368"/>
@@ -4774,8 +4835,6 @@
           <w:tbl>
             <w:tblPr>
               <w:tblW w:type="dxa" w:w="10368"/>
-              <w:tblLayout w:type="fixed"/>
-              <w:tblLook w:firstColumn="1" w:firstRow="1" w:lastColumn="0" w:lastRow="0" w:noHBand="0" w:noVBand="1" w:val="04A0"/>
               <w:jc w:val="center"/>
               <w:tblInd w:type="dxa" w:w="0"/>
               <w:tblBorders>
@@ -4786,6 +4845,10 @@
                 <w:insideH w:val="single" w:color="B9C9CE" w:sz="4" w:space="0"/>
                 <w:insideV w:val="single" w:color="B9C9CE" w:sz="4" w:space="0"/>
               </w:tblBorders>
+              <w:tblLayout w:type="fixed"/>
+              <w:tblLook w:firstColumn="1" w:firstRow="1" w:lastColumn="0" w:lastRow="0" w:noHBand="0" w:noVBand="1" w:val="04A0"/>
+              <w:tblCaption w:val="Layout"/>
+              <w:tblDescription w:val="Layout table. It only arranges the page; read its cells in order."/>
             </w:tblPr>
             <w:tblGrid>
               <w:gridCol w:w="5184"/>
@@ -4936,7 +4999,7 @@
           </w:p>
           <w:p>
             <w:pPr>
-              <w:pStyle w:val="PublisherSection"/>
+              <w:pStyle w:val="Heading2"/>
               <w:shd w:val="clear" w:color="auto" w:fill="FAF5E9"/>
               <w:pBdr>
                 <w:left w:val="single" w:color="B57720" w:sz="20" w:space="7"/>
@@ -4958,8 +5021,6 @@
             <w:tblPr>
               <w:tblW w:type="dxa" w:w="10368"/>
               <w:jc w:val="center"/>
-              <w:tblLayout w:type="fixed"/>
-              <w:tblLook w:firstColumn="1" w:firstRow="1" w:lastColumn="0" w:lastRow="0" w:noHBand="0" w:noVBand="1" w:val="04A0"/>
               <w:tblInd w:type="dxa" w:w="0"/>
               <w:tblBorders>
                 <w:top w:val="single" w:color="B9C9CE" w:sz="4" w:space="0"/>
@@ -4969,6 +5030,10 @@
                 <w:insideH w:val="single" w:color="FFFFFF" w:sz="8" w:space="0"/>
                 <w:insideV w:val="single" w:color="FFFFFF" w:sz="12" w:space="0"/>
               </w:tblBorders>
+              <w:tblLayout w:type="fixed"/>
+              <w:tblLook w:firstColumn="1" w:firstRow="1" w:lastColumn="0" w:lastRow="0" w:noHBand="0" w:noVBand="1" w:val="04A0"/>
+              <w:tblCaption w:val="Layout"/>
+              <w:tblDescription w:val="Layout table. It only arranges the page; read its cells in order."/>
             </w:tblPr>
             <w:tblGrid>
               <w:gridCol w:w="6768"/>
@@ -5201,7 +5266,7 @@
         <w:sz w:val="16"/>
         <w:szCs w:val="16"/>
       </w:rPr>
-      <w:t>Lesson 5.6 / Session 1  /  Regular  /  V2</w:t>
+      <w:t>Lesson 5.6 / Session 1</w:t>
     </w:r>
     <w:r>
       <w:rPr>
@@ -5267,7 +5332,7 @@
         <w:szCs w:val="16"/>
       </w:rPr>
       <w:tab/>
-      <w:t>HOMEWORK  /  V2</w:t>
+      <w:t>HOMEWORK</w:t>
     </w:r>
   </w:p>
 </w:hdr>
@@ -5705,19 +5770,20 @@
     <w:rsid w:val="00FC693F"/>
     <w:pPr>
       <w:keepNext/>
-      <w:keepLines/>
       <w:widowControl/>
-      <w:spacing w:before="200" w:after="120" w:line="269" w:lineRule="auto"/>
+      <w:spacing w:after="100" w:line="245" w:lineRule="auto" w:before="0"/>
       <w:ind w:left="0" w:right="0" w:firstLine="0"/>
+      <w:contextualSpacing/>
       <w:outlineLvl w:val="0"/>
     </w:pPr>
     <w:rPr>
       <w:rFonts w:ascii="Arial" w:hAnsi="Arial" w:eastAsia="Arial" w:cs="Arial"/>
       <w:b/>
-      <w:bCs/>
       <w:color w:val="183E56"/>
-      <w:sz w:val="34"/>
-      <w:szCs w:val="34"/>
+      <w:spacing w:val="5"/>
+      <w:kern w:val="28"/>
+      <w:sz w:val="46"/>
+      <w:szCs w:val="46"/>
     </w:rPr>
   </w:style>
   <w:style w:type="paragraph" w:styleId="Heading2">
@@ -5731,19 +5797,17 @@
     <w:rsid w:val="00FC693F"/>
     <w:pPr>
       <w:keepNext/>
-      <w:keepLines/>
       <w:widowControl/>
-      <w:spacing w:before="180" w:after="100" w:line="269" w:lineRule="auto"/>
+      <w:spacing w:before="200" w:after="120" w:line="269" w:lineRule="auto"/>
       <w:ind w:left="0" w:right="0" w:firstLine="0"/>
       <w:outlineLvl w:val="1"/>
     </w:pPr>
     <w:rPr>
       <w:rFonts w:ascii="Arial" w:hAnsi="Arial" w:eastAsia="Arial" w:cs="Arial"/>
       <w:b/>
-      <w:bCs/>
-      <w:color w:val="176B70"/>
-      <w:sz w:val="22"/>
-      <w:szCs w:val="22"/>
+      <w:color w:val="183E56"/>
+      <w:sz w:val="21"/>
+      <w:szCs w:val="21"/>
     </w:rPr>
   </w:style>
   <w:style w:type="paragraph" w:styleId="Heading3">

--- a/lessons/5-6-group1/homework.docx
+++ b/lessons/5-6-group1/homework.docx
@@ -55,7 +55,7 @@
         <w:rPr>
           <w:rFonts w:ascii="Arial" w:hAnsi="Arial" w:eastAsia="Arial" w:cs="Arial"/>
         </w:rPr>
-        <w:t>Maryland Standard 6.G.A.4   ·   Learning target — I can draw the net of a solid by unfolding its faces onto a flat surface.</w:t>
+        <w:t>Maryland Standard 6.GR.4   ·   Learning target — I can draw the net of a solid by unfolding its faces onto a flat surface.</w:t>
       </w:r>
     </w:p>
     <w:p>
